--- a/backend/app/services/docx/templates/Drujba.docx
+++ b/backend/app/services/docx/templates/Drujba.docx
@@ -17,8 +17,8 @@
         <w:tblLook w:firstRow="1" w:noVBand="1" w:lastRow="0" w:firstColumn="1" w:lastColumn="0" w:noHBand="0" w:val="04a0"/>
       </w:tblPr>
       <w:tblGrid>
-        <w:gridCol w:w="6799"/>
-        <w:gridCol w:w="3656"/>
+        <w:gridCol w:w="6798"/>
+        <w:gridCol w:w="3657"/>
       </w:tblGrid>
       <w:tr>
         <w:trPr>
@@ -26,7 +26,7 @@
         </w:trPr>
         <w:tc>
           <w:tcPr>
-            <w:tcW w:w="6799" w:type="dxa"/>
+            <w:tcW w:w="6798" w:type="dxa"/>
             <w:tcBorders/>
           </w:tcPr>
           <w:p>
@@ -45,7 +45,7 @@
         </w:tc>
         <w:tc>
           <w:tcPr>
-            <w:tcW w:w="3656" w:type="dxa"/>
+            <w:tcW w:w="3657" w:type="dxa"/>
             <w:tcBorders/>
           </w:tcPr>
           <w:p>
@@ -65,7 +65,19 @@
               <w:rPr>
                 <w:lang w:val="en-US"/>
               </w:rPr>
-              <w:t>{{ sender_position }} [{ sender_name }}</w:t>
+              <w:t xml:space="preserve">{{ sender_position }} </w:t>
+            </w:r>
+            <w:r>
+              <w:rPr>
+                <w:lang w:val="en-US"/>
+              </w:rPr>
+              <w:t>{</w:t>
+            </w:r>
+            <w:r>
+              <w:rPr>
+                <w:lang w:val="en-US"/>
+              </w:rPr>
+              <w:t>{ sender_name }}</w:t>
             </w:r>
           </w:p>
         </w:tc>
@@ -215,8 +227,8 @@
       <w:tblGrid>
         <w:gridCol w:w="843"/>
         <w:gridCol w:w="4583"/>
-        <w:gridCol w:w="843"/>
-        <w:gridCol w:w="2384"/>
+        <w:gridCol w:w="842"/>
+        <w:gridCol w:w="2385"/>
         <w:gridCol w:w="1837"/>
       </w:tblGrid>
       <w:tr>
@@ -1350,7 +1362,7 @@
         </w:trPr>
         <w:tc>
           <w:tcPr>
-            <w:tcW w:w="6269" w:type="dxa"/>
+            <w:tcW w:w="6268" w:type="dxa"/>
             <w:gridSpan w:val="3"/>
             <w:tcBorders>
               <w:top w:val="single" w:sz="8" w:space="0" w:color="000000"/>
@@ -1400,7 +1412,7 @@
         </w:tc>
         <w:tc>
           <w:tcPr>
-            <w:tcW w:w="4221" w:type="dxa"/>
+            <w:tcW w:w="4222" w:type="dxa"/>
             <w:gridSpan w:val="2"/>
             <w:tcBorders>
               <w:top w:val="single" w:sz="8" w:space="0" w:color="000000"/>
@@ -1651,27 +1663,7 @@
                 <w:szCs w:val="22"/>
                 <w:lang w:val="en-US" w:eastAsia="en-US" w:bidi="ar-SA"/>
               </w:rPr>
-              <w:t>{{ sender_name</w:t>
-            </w:r>
-            <w:r>
-              <w:rPr>
-                <w:rFonts w:eastAsia="Calibri" w:cs=""/>
-                <w:kern w:val="0"/>
-                <w:sz w:val="22"/>
-                <w:szCs w:val="22"/>
-                <w:lang w:val="en-US" w:eastAsia="en-US" w:bidi="ar-SA"/>
-              </w:rPr>
-              <w:t>_short</w:t>
-            </w:r>
-            <w:r>
-              <w:rPr>
-                <w:rFonts w:eastAsia="Calibri" w:cs=""/>
-                <w:kern w:val="0"/>
-                <w:sz w:val="22"/>
-                <w:szCs w:val="22"/>
-                <w:lang w:val="en-US" w:eastAsia="en-US" w:bidi="ar-SA"/>
-              </w:rPr>
-              <w:t xml:space="preserve"> }}</w:t>
+              <w:t>{{ sender_name_short }}</w:t>
             </w:r>
           </w:p>
           <w:p>
